--- a/Rodriguez.docx
+++ b/Rodriguez.docx
@@ -15,6 +15,64 @@
           <w:szCs w:val="22"/>
         </w:rPr>
         <w:t>Rodriguez, John Anthony</w:t>
+      </w:r>
+      <w:r>
+        <w:rPr>
+          <w:sz w:val="22"/>
+          <w:szCs w:val="22"/>
+        </w:rPr>
+        <w:tab/>
+      </w:r>
+      <w:r>
+        <w:rPr>
+          <w:sz w:val="22"/>
+          <w:szCs w:val="22"/>
+        </w:rPr>
+        <w:tab/>
+      </w:r>
+      <w:r>
+        <w:rPr>
+          <w:sz w:val="22"/>
+          <w:szCs w:val="22"/>
+        </w:rPr>
+        <w:tab/>
+      </w:r>
+      <w:r>
+        <w:rPr>
+          <w:sz w:val="22"/>
+          <w:szCs w:val="22"/>
+        </w:rPr>
+        <w:tab/>
+      </w:r>
+      <w:r>
+        <w:rPr>
+          <w:sz w:val="22"/>
+          <w:szCs w:val="22"/>
+        </w:rPr>
+        <w:tab/>
+      </w:r>
+      <w:r>
+        <w:rPr>
+          <w:sz w:val="22"/>
+          <w:szCs w:val="22"/>
+        </w:rPr>
+        <w:tab/>
+      </w:r>
+      <w:r>
+        <w:rPr>
+          <w:sz w:val="22"/>
+          <w:szCs w:val="22"/>
+        </w:rPr>
+        <w:tab/>
+        <w:t>02000412679</w:t>
+      </w:r>
+      <w:r>
+        <w:rPr>
+          <w:sz w:val="22"/>
+          <w:szCs w:val="22"/>
+        </w:rPr>
+        <w:br/>
+        <w:t>Cpe2201</w:t>
       </w:r>
     </w:p>
     <w:sectPr>
